--- a/COVER_LETTER.docx
+++ b/COVER_LETTER.docx
@@ -3,91 +3,57 @@
 <w:document xmlns:wpc="http://schemas.microsoft.com/office/word/2010/wordprocessingCanvas" xmlns:mo="http://schemas.microsoft.com/office/mac/office/2008/main" xmlns:mc="http://schemas.openxmlformats.org/markup-compatibility/2006" xmlns:mv="urn:schemas-microsoft-com:mac:vml" xmlns:o="urn:schemas-microsoft-com:office:office" xmlns:r="http://schemas.openxmlformats.org/officeDocument/2006/relationships" xmlns:m="http://schemas.openxmlformats.org/officeDocument/2006/math" xmlns:v="urn:schemas-microsoft-com:vml" xmlns:wp14="http://schemas.microsoft.com/office/word/2010/wordprocessingDrawing" xmlns:wp="http://schemas.openxmlformats.org/drawingml/2006/wordprocessingDrawing" xmlns:w10="urn:schemas-microsoft-com:office:word" xmlns:w="http://schemas.openxmlformats.org/wordprocessingml/2006/main" xmlns:w14="http://schemas.microsoft.com/office/word/2010/wordml" xmlns:wpg="http://schemas.microsoft.com/office/word/2010/wordprocessingGroup" xmlns:wpi="http://schemas.microsoft.com/office/word/2010/wordprocessingInk" xmlns:wne="http://schemas.microsoft.com/office/word/2006/wordml" xmlns:wps="http://schemas.microsoft.com/office/word/2010/wordprocessingShape" mc:Ignorable="w14 wp14">
   <w:body>
     <w:p>
-      <w:pPr>
-        <w:spacing w:after="280"/>
-      </w:pPr>
+      <w:r>
+        <w:t>Vu Minh Anh</w:t>
+        <w:br/>
+        <w:t>Faculty of Information Technology</w:t>
+        <w:br/>
+        <w:t>Ho Chi Minh City University of Industry and Trade (HUIT)</w:t>
+        <w:br/>
+        <w:t>Ho Chi Minh City, Vietnam</w:t>
+        <w:br/>
+        <w:t>Email: mvu103536@gmail.com</w:t>
+        <w:br/>
+        <w:br/>
+        <w:t>October 23, 2026</w:t>
+      </w:r>
+    </w:p>
+    <w:p>
+      <w:r>
+        <w:t>To the Editorial Board,</w:t>
+        <w:br/>
+        <w:t>Biomedical Signal Processing and Control (Elsevier)</w:t>
+      </w:r>
+    </w:p>
+    <w:p>
       <w:r>
         <w:rPr>
           <w:b/>
         </w:rPr>
-        <w:t>Vu Minh Anh</w:t>
-        <w:br/>
-      </w:r>
-      <w:r>
-        <w:t>Faculty of Information Technology</w:t>
-        <w:br/>
-        <w:t>Ho Chi Minh City University of Industry and Trade (HUIT)</w:t>
-        <w:br/>
-        <w:t>140 Le Trong Tan Street, Tay Thanh Ward, Tan Phu District, Ho Chi Minh City, Vietnam</w:t>
-        <w:br/>
-        <w:t>Email: mvu103536@gmail.com</w:t>
-        <w:br/>
-        <w:t>Date: October 2026</w:t>
-      </w:r>
-    </w:p>
-    <w:p>
-      <w:pPr>
-        <w:spacing w:after="280"/>
-      </w:pPr>
-      <w:r>
-        <w:rPr>
-          <w:b/>
-        </w:rPr>
-        <w:t>To:</w:t>
-        <w:br/>
-      </w:r>
-      <w:r>
-        <w:t>The Editor-in-Chief</w:t>
-        <w:br/>
-        <w:t>Computers in Biology and Medicine</w:t>
-        <w:br/>
-        <w:t>Elsevier ScienceDirect</w:t>
-      </w:r>
-    </w:p>
-    <w:p>
-      <w:pPr>
-        <w:spacing w:after="200"/>
-      </w:pPr>
-      <w:r>
-        <w:rPr>
-          <w:b/>
-        </w:rPr>
-        <w:t>Subject: Submission of Original Research Article for Publication Consideration</w:t>
+        <w:t>Subject: Submission of Original Research Article - "In Silico 4D-CT-Based Tumor Motion Modeling and Quantitative Evaluation of PTV Margins for Lung Radiotherapy Planning"</w:t>
       </w:r>
     </w:p>
     <w:p>
       <w:r>
-        <w:t>Dear Editor-in-Chief,</w:t>
+        <w:t>Dear Editor-in-Chief and Esteemed Editorial Board Members,</w:t>
+        <w:br/>
+        <w:br/>
+        <w:t>I am pleased to submit our original research manuscript titled "In Silico 4D-CT-Based Tumor Motion Modeling and Quantitative Evaluation of PTV Margins for Lung Radiotherapy Planning" for consideration for publication as a full-length research paper in Biomedical Signal Processing and Control.</w:t>
       </w:r>
     </w:p>
     <w:p>
       <w:r>
-        <w:t>I am pleased to submit our original research article entitled "In Silico 4D-CT-Based Tumor Motion Modeling and Quantitative Evaluation of PTV Margins for Lung Radiotherapy Planning" for consideration for publication as a Full Length Article in Computers in Biology and Medicine, under the section "Medical Imaging: Image Processing and Reconstruction".</w:t>
+        <w:t>In thoracic radiation therapy, managing intrafraction respiratory motion is pivotal to avoiding geographical target misses and sparing normal lung parenchyma. This manuscript presents an open-source Python computational modeling pipeline to simulate asymmetric respiratory kinematics (incorporating prolonged end-exhalation dwell and hysteresis), track 3D tumor centroids with validated sub-voxel accuracy (&lt;0.035 mm MAE), and evaluate target coverage across isotropic, ITV, and anisotropic PTV strategies. Our findings demonstrate that conventional 5 mm isotropic margins fail under dynamic breathing (CR_min = 64.8%), while 4D-CT ITV and directional anisotropic margins achieve &gt;=98.6% minimum target coverage while reducing irradiated healthy lung volume by over 59% compared to 12 mm isotropic expansions. The results are rigorously benchmarked against the analytical van Herk margin formula (M = 2.5 Sigma + 0.7 sigma) and multi-center clinical motion cohorts synthesized in AAPM Task Group 76.</w:t>
       </w:r>
     </w:p>
     <w:p>
       <w:r>
-        <w:t>Respiratory-induced motion in thoracic oncology introduces major geometric and dosimetric uncertainties in external beam radiotherapy. Commercial treatment planning systems (TPS) predominantly function as proprietary "black boxes", offering clinicians limited flexibility to inspect multi-scenario trajectory decomposition or personalize planning target volume (PTV) margins. In this study, we present a fully transparent, open-source computational pipeline based on Python that integrates: (1) 4D spatiotemporal tensor modeling in calibrated Hounsfield Units (HU) across 10 respiratory phase bins; (2) automatic 3D center-of-mass tracking via spatial moment analysis within an anatomically isolated pulmonary region; (3) kinematic decomposition across regular, deep, and irregular breathing profiles; and (4) empirical quantification of target coverage degradation across uniform margin expansions (2 to 12 mm), benchmarked against the seminal van Herk margin recipe (2.5Σ + 0.7σ) and ICRU 62/83 consensus guidelines.</w:t>
+        <w:t>This manuscript has not been published previously, is not under consideration for publication elsewhere, and its publication is approved by the author. All code, synthetic phantom arrays, and reproduction scripts have been deposited in a publicly accessible GitHub repository (https://github.com/anhvu7123/4d-ct-lung-motion) and archived on Zenodo (https://doi.org/10.5281/zenodo.10892026) under the MIT License.</w:t>
       </w:r>
     </w:p>
     <w:p>
       <w:r>
-        <w:t>Our quantitative results demonstrate that tumor excursion is overwhelmingly anisotropic, with craniocaudal (SI) motion reaching up to 22 mm under deep breathing—an order of magnitude greater than lateral (X) and anteroposterior (Y) displacements. Crucially, we show that conventional static 5 mm margins fail catastrophically under dynamic breathing (coverage drops to 9.5%), whereas uniform expansion to 12 mm substantially escalates irradiated normal tissue volume (+444%). These findings provide actionable, quantitative evidence advocating for patient-specific anisotropic margin customization and active motion mitigation (e.g., DIBH and respiratory gating per AAPM TG-76/TG-324).</w:t>
-      </w:r>
-    </w:p>
-    <w:p>
-      <w:r>
-        <w:t>In alignment with open science and reproducibility initiatives, the entire computational code and synthetic 4D-CT digital phantoms have been made publicly available under the open-source MIT License on GitHub (https://github.com/anhvu7123/4d-ct-lung-motion) and archived on Zenodo (DOI: 10.5281/zenodo.10892026).</w:t>
-      </w:r>
-    </w:p>
-    <w:p>
-      <w:r>
-        <w:t>This manuscript is original, has not been published previously, and is not under consideration for publication elsewhere. The author confirms that there are no conflicts of interest. The author has chosen the subscription publishing model (no publication charge).</w:t>
-      </w:r>
-    </w:p>
-    <w:p>
-      <w:r>
-        <w:t>Thank you very much for your time and consideration of our work.</w:t>
+        <w:t>Thank you very much for your time, consideration, and handling of our submission.</w:t>
         <w:br/>
         <w:br/>
         <w:t>Sincerely yours,</w:t>
@@ -98,8 +64,6 @@
         <w:t>Faculty of Information Technology</w:t>
         <w:br/>
         <w:t>Ho Chi Minh City University of Industry and Trade (HUIT)</w:t>
-        <w:br/>
-        <w:t>Email: mvu103536@gmail.com</w:t>
       </w:r>
     </w:p>
     <w:sectPr>
@@ -476,7 +440,7 @@
     <w:qFormat/>
     <w:rsid w:val="00FC693F"/>
     <w:pPr>
-      <w:spacing w:line="312" w:lineRule="auto" w:after="120"/>
+      <w:spacing w:line="300" w:lineRule="auto" w:after="120"/>
     </w:pPr>
     <w:rPr>
       <w:rFonts w:ascii="Times New Roman" w:hAnsi="Times New Roman"/>

--- a/COVER_LETTER.docx
+++ b/COVER_LETTER.docx
@@ -43,7 +43,7 @@
     </w:p>
     <w:p>
       <w:r>
-        <w:t>In thoracic radiation therapy, managing intrafraction respiratory motion is pivotal to avoiding geographical target misses and sparing normal lung parenchyma. This manuscript presents an open-source Python computational modeling pipeline to simulate asymmetric respiratory kinematics (incorporating prolonged end-exhalation dwell and hysteresis), track 3D tumor centroids with validated sub-voxel accuracy (&lt;0.035 mm MAE), and evaluate target coverage across isotropic, ITV, and anisotropic PTV strategies. Our findings demonstrate that conventional 5 mm isotropic margins fail under dynamic breathing (CR_min = 64.8%), while 4D-CT ITV and directional anisotropic margins achieve &gt;=98.6% minimum target coverage while reducing irradiated healthy lung volume by over 59% compared to 12 mm isotropic expansions. The results are rigorously benchmarked against the analytical van Herk margin formula (M = 2.5 Sigma + 0.7 sigma) and multi-center clinical motion cohorts synthesized in AAPM Task Group 76.</w:t>
+        <w:t>In thoracic radiation therapy, managing intrafraction respiratory motion is pivotal to avoiding geographical target misses and sparing normal lung parenchyma. This manuscript presents an open-source Python computational modeling pipeline to simulate asymmetric respiratory kinematics (incorporating prolonged end-exhalation dwell at phase T4 and hysteresis), track 3D tumor centroids with validated sub-voxel accuracy (&lt;0.035 mm MAE), and quantitatively evaluate target coverage across isotropic, ITV, and anisotropic PTV strategies. Our findings demonstrate that conventional 5 mm isotropic margins fail under dynamic breathing (CR_min = 64.8%), while 4D-CT ITV achieves 100.0% coverage across regular and deep motion profiles and mid-position anisotropic PTV achieves 98.6% under regular breathing (though dropping to 89.0% under deep breathing, indicating ITV preference for large-amplitude excursions). Both motion-adapted approaches reduce PTV volume by 59% to 67% compared to 12 mm isotropic expansions (a geometric proxy for normal tissue sparing). The results are rigorously benchmarked against the analytical van Herk margin formula (M = 2.5 Sigma + 0.7 sigma) and multi-center clinical motion cohorts synthesized in AAPM Task Group 76.</w:t>
       </w:r>
     </w:p>
     <w:p>

--- a/COVER_LETTER.docx
+++ b/COVER_LETTER.docx
@@ -4,66 +4,65 @@
   <w:body>
     <w:p>
       <w:r>
-        <w:t>Vu Minh Anh</w:t>
+        <w:rPr>
+          <w:b/>
+          <w:color w:val="1E3A8A"/>
+          <w:sz w:val="26"/>
+        </w:rPr>
+        <w:t>COVER LETTER / RESPONSE TO REVIEWERS — MAJOR REVISION</w:t>
+      </w:r>
+    </w:p>
+    <w:p>
+      <w:r>
+        <w:t>October 24, 2026</w:t>
+        <w:br/>
+        <w:br/>
+        <w:t>To the Editorial Board,</w:t>
+        <w:br/>
+        <w:t>Subject: Submission of Major Revision for Manuscript</w:t>
+        <w:br/>
+        <w:t>Title: In Silico Evaluation of 4D-CT Lung Tumor Kinematics, Target Margin Strategies, and Coverage Robustness Under Respiratory Variations and Setup Uncertainties</w:t>
+      </w:r>
+    </w:p>
+    <w:p>
+      <w:r>
+        <w:t>Dear Editor and Reviewers,</w:t>
+        <w:br/>
+        <w:br/>
+        <w:t>Thank you for the rigorous, insightful, and constructive critique of our manuscript. In this comprehensive revision, we have substantially restructured both our simulation architecture and manuscript narrative, resolving all highlighted methodological, mathematical, and algorithmic concerns. Specifically, we have implemented the following core enhancements:</w:t>
+        <w:br/>
+        <w:br/>
+        <w:t>1. Corrected Respiratory Kinematic Model: Standardized the 4D-CT phase binning to an asymmetric 60:40 cycle where T0 represents Peak Inhalation (maximal displacement), T0-&gt;T6 spans the 60% exhalation phase, T6 serves as the true End-Exhalation reference phase (displacement = 0.0 mm), and T6-&gt;T0 represents the 40% active inhalation phase, eliminating prior phase-label ambiguity.</w:t>
+        <w:br/>
+        <w:br/>
+        <w:t>2. Independent Planning vs. Testing Evaluation Framework: To resolve the ITV tautology critique, planning target volumes (Isotropic, ITV, Anisotropic) are now frozen from the regular 4D-CT acquisition and independently evaluated across N=5,000 unseen Monte Carlo respiration cycles with baseline drift, cycle jitter, and amplitude stress testing.</w:t>
+        <w:br/>
+        <w:br/>
+        <w:t>3. Population Setup Uncertainty Simulation: Modeled combined respiratory motion and setup uncertainty across 50 virtual patients and 30 fractions (1,500 treatment sessions) incorporating independent systematic (Sigma=2.0 mm) and random (sigma=2.0 mm) errors.</w:t>
+        <w:br/>
+        <w:br/>
+        <w:t>4. Alignment with AAPM TG-324 Report 91.b (2026): Incorporated ITV margins of 4 mm and 5 mm as recommended by TG-324, demonstrating empirically that while ITV+3mm fails under setup uncertainty (56.5% pass rate), ITV+5mm restores robust coverage (86.5% pass rate).</w:t>
+        <w:br/>
+        <w:br/>
+        <w:t>5. Multi-Lesion Sensitivity Analysis: Evaluated tracking accuracy across small (r=8 mm), nominal (r=12 mm), and large (r=16 mm) lesions.</w:t>
+        <w:br/>
+        <w:br/>
+        <w:t>6. Methodological Rigor &amp; Data Integrity: Clarified the geometric surrogate nature of the 95% threshold distinct from ICRU dosimetric D95%, corrected Figure 3 to display true per-phase dynamic curves, and updated the Data Availability statement with transparent GitHub repository access.</w:t>
+        <w:br/>
+        <w:br/>
+        <w:t>We believe these major enhancements elevate the manuscript into a rigorous, clinically relevant contribution. We look forward to your reconsideration.</w:t>
+        <w:br/>
+        <w:br/>
+        <w:t>Sincerely,</w:t>
+        <w:br/>
+        <w:br/>
+        <w:t>Vu Minh Anh, B.S.</w:t>
         <w:br/>
         <w:t>Faculty of Information Technology</w:t>
         <w:br/>
         <w:t>Ho Chi Minh City University of Industry and Trade (HUIT)</w:t>
         <w:br/>
-        <w:t>Ho Chi Minh City, Vietnam</w:t>
-        <w:br/>
-        <w:t>Email: mvu103536@gmail.com</w:t>
-        <w:br/>
-        <w:br/>
-        <w:t>October 23, 2026</w:t>
-      </w:r>
-    </w:p>
-    <w:p>
-      <w:r>
-        <w:t>To the Editorial Board,</w:t>
-        <w:br/>
-        <w:t>Biomedical Signal Processing and Control (Elsevier)</w:t>
-      </w:r>
-    </w:p>
-    <w:p>
-      <w:r>
-        <w:rPr>
-          <w:b/>
-        </w:rPr>
-        <w:t>Subject: Submission of Original Research Article - "In Silico 4D-CT-Based Tumor Motion Modeling and Quantitative Evaluation of PTV Margins for Lung Radiotherapy Planning"</w:t>
-      </w:r>
-    </w:p>
-    <w:p>
-      <w:r>
-        <w:t>Dear Editor-in-Chief and Esteemed Editorial Board Members,</w:t>
-        <w:br/>
-        <w:br/>
-        <w:t>I am pleased to submit our original research manuscript titled "In Silico 4D-CT-Based Tumor Motion Modeling and Quantitative Evaluation of PTV Margins for Lung Radiotherapy Planning" for consideration for publication as a full-length research paper in Biomedical Signal Processing and Control.</w:t>
-      </w:r>
-    </w:p>
-    <w:p>
-      <w:r>
-        <w:t>In thoracic radiation therapy, managing intrafraction respiratory motion is pivotal to avoiding geographical target misses and sparing normal lung parenchyma. This manuscript presents an open-source Python computational modeling pipeline to simulate asymmetric respiratory kinematics (incorporating prolonged end-exhalation dwell at phase T4 and hysteresis), track 3D tumor centroids with validated sub-voxel accuracy (&lt;0.035 mm MAE), and quantitatively evaluate target coverage across isotropic, ITV, and anisotropic PTV strategies. Our findings demonstrate that conventional 5 mm isotropic margins fail under dynamic breathing (CR_min = 64.8%), while 4D-CT ITV achieves 100.0% coverage across regular and deep motion profiles and mid-position anisotropic PTV achieves 98.6% under regular breathing (though dropping to 89.0% under deep breathing, indicating ITV preference for large-amplitude excursions). Both motion-adapted approaches reduce PTV volume by 59% to 67% compared to 12 mm isotropic expansions (a geometric proxy for normal tissue sparing). The results are rigorously benchmarked against the analytical van Herk margin formula (M = 2.5 Sigma + 0.7 sigma) and multi-center clinical motion cohorts synthesized in AAPM Task Group 76.</w:t>
-      </w:r>
-    </w:p>
-    <w:p>
-      <w:r>
-        <w:t>This manuscript has not been published previously, is not under consideration for publication elsewhere, and its publication is approved by the author. All code, synthetic phantom arrays, and reproduction scripts have been deposited in a publicly accessible GitHub repository (https://github.com/anhvu7123/4d-ct-lung-motion) and archived on Zenodo (https://doi.org/10.5281/zenodo.10892026) under the MIT License.</w:t>
-      </w:r>
-    </w:p>
-    <w:p>
-      <w:r>
-        <w:t>Thank you very much for your time, consideration, and handling of our submission.</w:t>
-        <w:br/>
-        <w:br/>
-        <w:t>Sincerely yours,</w:t>
-        <w:br/>
-        <w:br/>
-        <w:t>Vu Minh Anh</w:t>
-        <w:br/>
-        <w:t>Faculty of Information Technology</w:t>
-        <w:br/>
-        <w:t>Ho Chi Minh City University of Industry and Trade (HUIT)</w:t>
+        <w:t>Email: anhvm@huit.edu.vn</w:t>
       </w:r>
     </w:p>
     <w:sectPr>
@@ -440,12 +439,11 @@
     <w:qFormat/>
     <w:rsid w:val="00FC693F"/>
     <w:pPr>
-      <w:spacing w:line="300" w:lineRule="auto" w:after="120"/>
+      <w:spacing w:line="288" w:lineRule="auto" w:after="120"/>
     </w:pPr>
     <w:rPr>
       <w:rFonts w:ascii="Times New Roman" w:hAnsi="Times New Roman"/>
-      <w:color w:val="1E293B"/>
-      <w:sz w:val="23"/>
+      <w:sz w:val="22"/>
     </w:rPr>
   </w:style>
   <w:style w:type="paragraph" w:styleId="Header">

--- a/COVER_LETTER.docx
+++ b/COVER_LETTER.docx
@@ -9,7 +9,7 @@
           <w:color w:val="1E3A8A"/>
           <w:sz w:val="26"/>
         </w:rPr>
-        <w:t>COVER LETTER / RESPONSE TO REVIEWERS — MAJOR REVISION</w:t>
+        <w:t>COVER LETTER / RESPONSE TO REVIEWERS — REVISION 3.1</w:t>
       </w:r>
     </w:p>
     <w:p>
@@ -19,7 +19,7 @@
         <w:br/>
         <w:t>To the Editorial Board,</w:t>
         <w:br/>
-        <w:t>Subject: Submission of Major Revision for Manuscript</w:t>
+        <w:t>Subject: Submission of Comprehensive Revision (Revision 3.1) for Manuscript</w:t>
         <w:br/>
         <w:t>Title: In Silico Evaluation of 4D-CT Lung Tumor Kinematics, Target Margin Strategies, and Coverage Robustness Under Respiratory Variations and Setup Uncertainties</w:t>
       </w:r>
@@ -29,28 +29,31 @@
         <w:t>Dear Editor and Reviewers,</w:t>
         <w:br/>
         <w:br/>
-        <w:t>Thank you for the rigorous, insightful, and constructive critique of our manuscript. In this comprehensive revision, we have substantially restructured both our simulation architecture and manuscript narrative, resolving all highlighted methodological, mathematical, and algorithmic concerns. Specifically, we have implemented the following core enhancements:</w:t>
+        <w:t>Thank you for the thorough, insightful, and constructive critique in Round 3. We are pleased to submit Revision 3.1, which comprehensively addresses all remaining feedback regarding statistical reporting, SBRT fractionation modeling, figure axis scaling, table formatting, and clinical nuances aligned with AAPM TG-324 Report 91.b (2026).</w:t>
         <w:br/>
         <w:br/>
-        <w:t>1. Corrected Respiratory Kinematic Model: Standardized the 4D-CT phase binning to an asymmetric 60:40 cycle where T0 represents Peak Inhalation (maximal displacement), T0-&gt;T6 spans the 60% exhalation phase, T6 serves as the true End-Exhalation reference phase (displacement = 0.0 mm), and T6-&gt;T0 represents the 40% active inhalation phase, eliminating prior phase-label ambiguity.</w:t>
+        <w:t>Key Enhancements Implemented in Revision 3.1:</w:t>
         <w:br/>
         <w:br/>
-        <w:t>2. Independent Planning vs. Testing Evaluation Framework: To resolve the ITV tautology critique, planning target volumes (Isotropic, ITV, Anisotropic) are now frozen from the regular 4D-CT acquisition and independently evaluated across N=5,000 unseen Monte Carlo respiration cycles with baseline drift, cycle jitter, and amplitude stress testing.</w:t>
+        <w:t>1. Exact Statistical Reporting (Wilson Score CIs vs Empirical Ranges): For all binomial pass rates (N=5,000 Monte Carlo and multi-fraction setup courses), exact 95% Wilson Score Confidence Intervals are reported. We have explicitly distinguished these confidence intervals from the empirical 95% inter-percentile ranges [P_2.5, P_97.5] of minimum Coverage Ratios across cycles.</w:t>
         <w:br/>
         <w:br/>
-        <w:t>3. Population Setup Uncertainty Simulation: Modeled combined respiratory motion and setup uncertainty across 50 virtual patients and 30 fractions (1,500 treatment sessions) incorporating independent systematic (Sigma=2.0 mm) and random (sigma=2.0 mm) errors.</w:t>
+        <w:t>2. Multi-Regimen Setup Uncertainty Modeling (SBRT 3-fx, SBRT 5-fx, CFRT 30-fx): Modeled 50 virtual patients across 3-fraction (3 x 18 Gy) and 5-fraction (5 x 10 Gy) SBRT regimens alongside conventional 30-fraction radiotherapy (total 1,900 sessions), reporting both All-Fraction Patient Success (100% fractions passing) and Course-Averaged Success (&gt;=90% passing).</w:t>
         <w:br/>
         <w:br/>
-        <w:t>4. Alignment with AAPM TG-324 Report 91.b (2026): Incorporated ITV margins of 4 mm and 5 mm as recommended by TG-324, demonstrating empirically that while ITV+3mm fails under setup uncertainty (56.5% pass rate), ITV+5mm restores robust coverage (86.5% pass rate).</w:t>
+        <w:t>3. Inclusion of Table 2 &amp; Table 1 van Herk Columns: Table 2 has been fully restored, detailing isotropic expansions from 2 to 12 mm, voxel discretization fidelity, and planning coverage. Table 1 now incorporates analytical van Herk margin recipes [M_LR, M_AP, M_SI]. Table 3 volume comparisons have been verified (-6.3% volume reduction for Anisotropic+2mm vs 5 mm baseline).</w:t>
         <w:br/>
         <w:br/>
-        <w:t>5. Multi-Lesion Sensitivity Analysis: Evaluated tracking accuracy across small (r=8 mm), nominal (r=12 mm), and large (r=16 mm) lesions.</w:t>
+        <w:t>4. Unclipped Figure Axes (0-105%): Figures 3, 5, and 6 have been regenerated with full 0-105% Y-axes, accurately displaying coverage collapses under deep breathing stress and setup uncertainty without truncation.</w:t>
         <w:br/>
         <w:br/>
-        <w:t>6. Methodological Rigor &amp; Data Integrity: Clarified the geometric surrogate nature of the 95% threshold distinct from ICRU dosimetric D95%, corrected Figure 3 to display true per-phase dynamic curves, and updated the Data Availability statement with transparent GitHub repository access.</w:t>
+        <w:t>5. Softened Conclusions &amp; Dedicated Limitations Section: Aligned with AAPM TG-324 Report 91.b, the discussion explicitly highlights that while ITV+5mm substantially improves robustness, residual undercoverage persists without daily image guidance (CBCT). A dedicated Section 4.5 'Study Limitations and Future Work' details rigid phantom bounds, geometric vs dosimetric surrogates, and surrogate correlation limits.</w:t>
         <w:br/>
         <w:br/>
-        <w:t>We believe these major enhancements elevate the manuscript into a rigorous, clinically relevant contribution. We look forward to your reconsideration.</w:t>
+        <w:t>6. Literature Integrity: Expanded references to 20 peer-reviewed publications, including the corrected citation for Underberg et al. (Int J Radiat Oncol Biol Phys. 2005;61(1):253-260) and AAPM TG-324 Report 91.b (2026).</w:t>
+        <w:br/>
+        <w:br/>
+        <w:t>We believe these major enhancements make the manuscript fully ready for publication. Thank you for your continued guidance.</w:t>
         <w:br/>
         <w:br/>
         <w:t>Sincerely,</w:t>

--- a/COVER_LETTER.docx
+++ b/COVER_LETTER.docx
@@ -9,7 +9,7 @@
           <w:color w:val="1E3A8A"/>
           <w:sz w:val="26"/>
         </w:rPr>
-        <w:t>COVER LETTER / RESPONSE TO REVIEWERS — REVISION 3.1</w:t>
+        <w:t>COVER LETTER / RESPONSE TO REVIEWERS — REVISION 3.2</w:t>
       </w:r>
     </w:p>
     <w:p>
@@ -19,7 +19,7 @@
         <w:br/>
         <w:t>To the Editorial Board,</w:t>
         <w:br/>
-        <w:t>Subject: Submission of Comprehensive Revision (Revision 3.1) for Manuscript</w:t>
+        <w:t>Subject: Submission of Comprehensive Revision (Revision 3.2) for Manuscript</w:t>
         <w:br/>
         <w:t>Title: In Silico Evaluation of 4D-CT Lung Tumor Kinematics, Target Margin Strategies, and Coverage Robustness Under Respiratory Variations and Setup Uncertainties</w:t>
       </w:r>
@@ -29,28 +29,25 @@
         <w:t>Dear Editor and Reviewers,</w:t>
         <w:br/>
         <w:br/>
-        <w:t>Thank you for the thorough, insightful, and constructive critique in Round 3. We are pleased to submit Revision 3.1, which comprehensively addresses all remaining feedback regarding statistical reporting, SBRT fractionation modeling, figure axis scaling, table formatting, and clinical nuances aligned with AAPM TG-324 Report 91.b (2026).</w:t>
+        <w:t>Thank you for the rigorous, thorough, and highly constructive critique in Round 3. We are pleased to submit Revision 3.2, which comprehensively resolves all highlighted methodological, statistical, formatting, and literature concerns. Specifically, we have executed the following major enhancements:</w:t>
         <w:br/>
         <w:br/>
-        <w:t>Key Enhancements Implemented in Revision 3.1:</w:t>
+        <w:t>1. Exact Statistical Reporting &amp; Figure 5 Redesign: Wilson score confidence intervals are now applied strictly to binomial pass rates (proportion of cycles/sessions with CR &gt;= 95%), while continuous Minimum Coverage Ratios are reported with empirical 95% inter-percentile ranges [P_2.5, P_97.5]. Figure 5 has been restructured into a 2-panel figure: Panel A displays Pass Rate P(CR_min &gt;= 95%) with 95% Wilson score CIs, and Panel B displays continuous Minimum CR with empirical 95% ranges, completely eliminating statistical ambiguity.</w:t>
         <w:br/>
         <w:br/>
-        <w:t>1. Exact Statistical Reporting (Wilson Score CIs vs Empirical Ranges): For all binomial pass rates (N=5,000 Monte Carlo and multi-fraction setup courses), exact 95% Wilson Score Confidence Intervals are reported. We have explicitly distinguished these confidence intervals from the empirical 95% inter-percentile ranges [P_2.5, P_97.5] of minimum Coverage Ratios across cycles.</w:t>
+        <w:t>2. Softened Conclusions Aligned with AAPM TG-324 Report 91.b: We have eliminated overclaiming statements regarding 4-5 mm margins. The manuscript now emphasizes that while ITV + 5 mm substantially improves robustness compared to 3 mm expansions, it does not eliminate undercoverage (17.3% fraction failure in CFRT and 47.0% patient failure in SBRT 5-fx). We clarify that 4-5 mm serves as a commonly utilized clinical baseline that still requires daily volumetric image guidance (CBCT) or active motion management.</w:t>
         <w:br/>
         <w:br/>
-        <w:t>2. Multi-Regimen Setup Uncertainty Modeling (SBRT 3-fx, SBRT 5-fx, CFRT 30-fx): Modeled 50 virtual patients across 3-fraction (3 x 18 Gy) and 5-fraction (5 x 10 Gy) SBRT regimens alongside conventional 30-fraction radiotherapy (total 1,900 sessions), reporting both All-Fraction Patient Success (100% fractions passing) and Course-Averaged Success (&gt;=90% passing).</w:t>
+        <w:t>3. Expansion to 200 Virtual Patients with Tightened Patient-Level CIs: The setup uncertainty simulation was scaled to N_pat = 200 virtual patients (total 7,600 sessions: 600 SBRT 3-fx, 1,000 SBRT 5-fx, and 6,000 CFRT 30-fx), keeping patient-specific systematic errors S_i constant across fractions while varying daily execution errors R_{i,f}. Full 95% Wilson CIs are reported for all patient success rates.</w:t>
         <w:br/>
         <w:br/>
-        <w:t>3. Inclusion of Table 2 &amp; Table 1 van Herk Columns: Table 2 has been fully restored, detailing isotropic expansions from 2 to 12 mm, voxel discretization fidelity, and planning coverage. Table 1 now incorporates analytical van Herk margin recipes [M_LR, M_AP, M_SI]. Table 3 volume comparisons have been verified (-6.3% volume reduction for Anisotropic+2mm vs 5 mm baseline).</w:t>
+        <w:t>4. Complete Methods Section for 100% Reproducibility: Expanded Section 2 with exact piecewise equations for the 60:40 breathing cycle, modified Lujan n=2 formula, 3D hysteresis equations, probability distributions for Monte Carlo cycles, 3D Cartesian setup error sampling, voxel-grid Anisotropic PTV construction formulas, patient-level success criteria, and random seed declarations.</w:t>
         <w:br/>
         <w:br/>
-        <w:t>4. Unclipped Figure Axes (0-105%): Figures 3, 5, and 6 have been regenerated with full 0-105% Y-axes, accurately displaying coverage collapses under deep breathing stress and setup uncertainty without truncation.</w:t>
+        <w:t>5. Dedicated Multi-Lesion Robustness Analysis (Table 4): Evaluated target coverage robustness across small (r=8 mm), nominal (r=12 mm), and large (r=16 mm) lesions, demonstrating the severe vulnerability of small lesions to setup shifts.</w:t>
         <w:br/>
         <w:br/>
-        <w:t>5. Softened Conclusions &amp; Dedicated Limitations Section: Aligned with AAPM TG-324 Report 91.b, the discussion explicitly highlights that while ITV+5mm substantially improves robustness, residual undercoverage persists without daily image guidance (CBCT). A dedicated Section 4.5 'Study Limitations and Future Work' details rigid phantom bounds, geometric vs dosimetric surrogates, and surrogate correlation limits.</w:t>
-        <w:br/>
-        <w:br/>
-        <w:t>6. Literature Integrity: Expanded references to 20 peer-reviewed publications, including the corrected citation for Underberg et al. (Int J Radiat Oncol Biol Phys. 2005;61(1):253-260) and AAPM TG-324 Report 91.b (2026).</w:t>
+        <w:t>6. Literature &amp; Formatting Corrections: Corrected Underberg et al. (Int J Radiat Oncol Biol Phys. 2005;63(1):253-260) and Wolthaus et al. (Med Phys. 2008;35(9):3998-4011), rotated Figure 6 X-axis labels to prevent crowding, unified Anisotropic volume reduction to -6.3%, and verified public GitHub repository accessibility (HTTP 200 OK).</w:t>
         <w:br/>
         <w:br/>
         <w:t>We believe these major enhancements make the manuscript fully ready for publication. Thank you for your continued guidance.</w:t>

--- a/COVER_LETTER.docx
+++ b/COVER_LETTER.docx
@@ -6,63 +6,54 @@
       <w:r>
         <w:rPr>
           <w:b/>
-          <w:color w:val="1E3A8A"/>
           <w:sz w:val="26"/>
         </w:rPr>
-        <w:t>COVER LETTER / RESPONSE TO REVIEWERS — REVISION 3.2</w:t>
+        <w:t>COVER LETTER &amp; RESPONSE TO PEER REVIEWERS (REVISION 3.2)</w:t>
       </w:r>
     </w:p>
     <w:p>
       <w:r>
-        <w:t>October 24, 2026</w:t>
+        <w:t>To: Editors-in-Chief &amp; Reviewers</w:t>
         <w:br/>
-        <w:br/>
-        <w:t>To the Editorial Board,</w:t>
-        <w:br/>
-        <w:t>Subject: Submission of Comprehensive Revision (Revision 3.2) for Manuscript</w:t>
+        <w:t>Subject: Submission of Revised Manuscript (Revision 3.2)</w:t>
         <w:br/>
         <w:t>Title: In Silico Evaluation of 4D-CT Lung Tumor Kinematics, Target Margin Strategies, and Coverage Robustness Under Respiratory Variations and Setup Uncertainties</w:t>
+        <w:br/>
+        <w:t>Author: Vu Minh Anh, B.S. (Ho Chi Minh City University of Industry and Trade - HUIT)</w:t>
+        <w:br/>
+        <w:t>Correspondence: anhvm@huit.edu.vn | Repository: https://github.com/anhvu7123/4d-ct-lung-motion</w:t>
+        <w:br/>
       </w:r>
     </w:p>
     <w:p>
       <w:r>
-        <w:t>Dear Editor and Reviewers,</w:t>
+        <w:t>Dear Editors and Reviewers,</w:t>
         <w:br/>
         <w:br/>
-        <w:t>Thank you for the rigorous, thorough, and highly constructive critique in Round 3. We are pleased to submit Revision 3.2, which comprehensively resolves all highlighted methodological, statistical, formatting, and literature concerns. Specifically, we have executed the following major enhancements:</w:t>
+        <w:t>We sincerely thank the editorial team and reviewers for their thorough, rigorous, and constructive critiques. In Revision 3.2, we have performed an exhaustive overhaul of the manuscript and simulation pipeline, resolving every concern:</w:t>
         <w:br/>
         <w:br/>
-        <w:t>1. Exact Statistical Reporting &amp; Figure 5 Redesign: Wilson score confidence intervals are now applied strictly to binomial pass rates (proportion of cycles/sessions with CR &gt;= 95%), while continuous Minimum Coverage Ratios are reported with empirical 95% inter-percentile ranges [P_2.5, P_97.5]. Figure 5 has been restructured into a 2-panel figure: Panel A displays Pass Rate P(CR_min &gt;= 95%) with 95% Wilson score CIs, and Panel B displays continuous Minimum CR with empirical 95% ranges, completely eliminating statistical ambiguity.</w:t>
+        <w:t>1. Complete Data Consistency: All numbers in Abstract, text, tables, and figures are 100% dynamically synchronized from simulation_results.json. ITV+3mm volume is correctly reported as 22.3 cc and its irregular MC pass rate as 68.3%, completely matching Table 3.</w:t>
+        <w:br/>
+        <w:t>2. Rigorous Kinematics Equations: Documented exact piecewise angle theta(t), normalized Lujan n=2 functions, 36-degree hysteresis, and reference phase T6 subtraction: r_k(t) = r_{k,ref} - A_k * [f_tilde_k(t) - f_tilde_k(6)].</w:t>
+        <w:br/>
+        <w:t>3. Sample Sizes Disambiguation: Clearly documented N=5,000 for main MC robustness, N=2,000 for multi-lesion sensitivity (Table 4), and N_pat=200 virtual patients (7,600 treatment sessions) for setup uncertainty.</w:t>
+        <w:br/>
+        <w:t>4. Statistical Rigor with Patient-Level Cluster Bootstrap: Computed 95% Cluster Bootstrap CIs for all fraction pass rates to account for intra-patient correlation from shared systematic shifts S_i, alongside 95% Wilson Score CIs for patient all-pass rates.</w:t>
+        <w:br/>
+        <w:t>5. Monte Carlo Parameter Declarations: Fully specified unseen distributions (Az ~ max(6.0, N(14.5, 1.5^2)) mm, baseline drift, jitter) with biophysical rationale grounded in Seppenwoolde (2002) and Sonke (2008).</w:t>
+        <w:br/>
+        <w:t>6. Official Reference Metadata: Corrected all 20 references according to official PubMed records (Seppenwoolde 2002, Underberg 2005, Vedam 2003, Rietzel 2005, Stroom 1999).</w:t>
         <w:br/>
         <w:br/>
-        <w:t>2. Softened Conclusions Aligned with AAPM TG-324 Report 91.b: We have eliminated overclaiming statements regarding 4-5 mm margins. The manuscript now emphasizes that while ITV + 5 mm substantially improves robustness compared to 3 mm expansions, it does not eliminate undercoverage (17.3% fraction failure in CFRT and 47.0% patient failure in SBRT 5-fx). We clarify that 4-5 mm serves as a commonly utilized clinical baseline that still requires daily volumetric image guidance (CBCT) or active motion management.</w:t>
-        <w:br/>
-        <w:br/>
-        <w:t>3. Expansion to 200 Virtual Patients with Tightened Patient-Level CIs: The setup uncertainty simulation was scaled to N_pat = 200 virtual patients (total 7,600 sessions: 600 SBRT 3-fx, 1,000 SBRT 5-fx, and 6,000 CFRT 30-fx), keeping patient-specific systematic errors S_i constant across fractions while varying daily execution errors R_{i,f}. Full 95% Wilson CIs are reported for all patient success rates.</w:t>
-        <w:br/>
-        <w:br/>
-        <w:t>4. Complete Methods Section for 100% Reproducibility: Expanded Section 2 with exact piecewise equations for the 60:40 breathing cycle, modified Lujan n=2 formula, 3D hysteresis equations, probability distributions for Monte Carlo cycles, 3D Cartesian setup error sampling, voxel-grid Anisotropic PTV construction formulas, patient-level success criteria, and random seed declarations.</w:t>
-        <w:br/>
-        <w:br/>
-        <w:t>5. Dedicated Multi-Lesion Robustness Analysis (Table 4): Evaluated target coverage robustness across small (r=8 mm), nominal (r=12 mm), and large (r=16 mm) lesions, demonstrating the severe vulnerability of small lesions to setup shifts.</w:t>
-        <w:br/>
-        <w:br/>
-        <w:t>6. Literature &amp; Formatting Corrections: Corrected Underberg et al. (Int J Radiat Oncol Biol Phys. 2005;63(1):253-260) and Wolthaus et al. (Med Phys. 2008;35(9):3998-4011), rotated Figure 6 X-axis labels to prevent crowding, unified Anisotropic volume reduction to -6.3%, and verified public GitHub repository accessibility (HTTP 200 OK).</w:t>
-        <w:br/>
-        <w:br/>
-        <w:t>We believe these major enhancements make the manuscript fully ready for publication. Thank you for your continued guidance.</w:t>
+        <w:t>We believe this revised manuscript now fulfills the highest standards of medical physics and in silico oncology.</w:t>
         <w:br/>
         <w:br/>
         <w:t>Sincerely,</w:t>
         <w:br/>
-        <w:br/>
         <w:t>Vu Minh Anh, B.S.</w:t>
         <w:br/>
-        <w:t>Faculty of Information Technology</w:t>
-        <w:br/>
-        <w:t>Ho Chi Minh City University of Industry and Trade (HUIT)</w:t>
-        <w:br/>
-        <w:t>Email: anhvm@huit.edu.vn</w:t>
+        <w:t>Faculty of Information Technology, HUIT</w:t>
       </w:r>
     </w:p>
     <w:sectPr>
@@ -439,7 +430,7 @@
     <w:qFormat/>
     <w:rsid w:val="00FC693F"/>
     <w:pPr>
-      <w:spacing w:line="288" w:lineRule="auto" w:after="120"/>
+      <w:spacing w:line="276" w:lineRule="auto" w:after="80"/>
     </w:pPr>
     <w:rPr>
       <w:rFonts w:ascii="Times New Roman" w:hAnsi="Times New Roman"/>

--- a/COVER_LETTER.docx
+++ b/COVER_LETTER.docx
@@ -30,23 +30,20 @@
         <w:t>Dear Editors and Reviewers,</w:t>
         <w:br/>
         <w:br/>
-        <w:t>We sincerely thank the editorial team and reviewers for their thorough, rigorous, and constructive critiques. In Revision 3.2, we have performed an exhaustive overhaul of the manuscript and simulation pipeline, resolving every concern:</w:t>
+        <w:t>We sincerely thank the reviewer for the exceptionally thorough, insightful, and constructive critique. In Revision 3.2, we have implemented all recommended corrections:</w:t>
         <w:br/>
         <w:br/>
-        <w:t>1. Complete Data Consistency: All numbers in Abstract, text, tables, and figures are 100% dynamically synchronized from simulation_results.json. ITV+3mm volume is correctly reported as 22.3 cc and its irregular MC pass rate as 68.3%, completely matching Table 3.</w:t>
+        <w:t>1. Exact van Herk Formulation: Corrected the definition of sigma_motion to the sample standard deviation (RMS displacement around time-averaged position) across the 10 sampled phases: sigma_{motion,k} = sqrt((1/N) sum (r_k(t) - r_bar_k)^2), resolving the discrepancy with Table 1 (Mz = 8.37 mm ~ 8.4 mm) and emphasizing its role as a theoretical benchmark.</w:t>
         <w:br/>
-        <w:t>2. Rigorous Kinematics Equations: Documented exact piecewise angle theta(t), normalized Lujan n=2 functions, 36-degree hysteresis, and reference phase T6 subtraction: r_k(t) = r_{k,ref} - A_k * [f_tilde_k(t) - f_tilde_k(6)].</w:t>
+        <w:t>2. Explicit Anisotropic Mid-pos Formula: Clearly differentiated the practical clinical Mid-pos ellipsoid expansion (R_k = R_tumor + A_k/2 + M_setup) which yields the 19.3 cc volume (-6.3% vs. baseline) from the van Herk benchmark (29.4 cc).</w:t>
         <w:br/>
-        <w:t>3. Sample Sizes Disambiguation: Clearly documented N=5,000 for main MC robustness, N=2,000 for multi-lesion sensitivity (Table 4), and N_pat=200 virtual patients (7,600 treatment sessions) for setup uncertainty.</w:t>
+        <w:t>3. Target Volume Terminology: Explicitly defined IGTV vs. ITV according to AAPM TG-324 Report 91.b and ICRU Report 62.</w:t>
         <w:br/>
-        <w:t>4. Statistical Rigor with Patient-Level Cluster Bootstrap: Computed 95% Cluster Bootstrap CIs for all fraction pass rates to account for intra-patient correlation from shared systematic shifts S_i, alongside 95% Wilson Score CIs for patient all-pass rates.</w:t>
+        <w:t>4. Nuanced Clinical Framing: Reframed TG-324 4-5 mm as a commonly utilized clinical baseline rather than mandatory prescription, and described volume reduction as a geometric surrogate for normal tissue sparing.</w:t>
         <w:br/>
-        <w:t>5. Monte Carlo Parameter Declarations: Fully specified unseen distributions (Az ~ max(6.0, N(14.5, 1.5^2)) mm, baseline drift, jitter) with biophysical rationale grounded in Seppenwoolde (2002) and Sonke (2008).</w:t>
+        <w:t>5. Word Formatting &amp; Navigation: Applied genuine Word Heading Styles (Heading 1, Heading 2), added cantSplit to all table rows, tblHeader to repeat headers, clean page breaks for Table 3 and 4, and resolved label crowding in Figure 4.</w:t>
         <w:br/>
-        <w:t>6. Official Reference Metadata: Corrected all 20 references according to official PubMed records (Seppenwoolde 2002, Underberg 2005, Vedam 2003, Rietzel 2005, Stroom 1999).</w:t>
-        <w:br/>
-        <w:br/>
-        <w:t>We believe this revised manuscript now fulfills the highest standards of medical physics and in silico oncology.</w:t>
+        <w:t>6. Official Reference Metadata: Fully updated Wolthaus (2008) and Rietzel (2005) with complete official titles and authors from PubMed.</w:t>
         <w:br/>
         <w:br/>
         <w:t>Sincerely,</w:t>

--- a/COVER_LETTER.docx
+++ b/COVER_LETTER.docx
@@ -30,20 +30,20 @@
         <w:t>Dear Editors and Reviewers,</w:t>
         <w:br/>
         <w:br/>
-        <w:t>We sincerely thank the reviewer for the exceptionally thorough, insightful, and constructive critique. In Revision 3.2, we have implemented all recommended corrections:</w:t>
+        <w:t>We sincerely thank the reviewer for the thorough, insightful, and constructive critique. In Revision 3.2, we have thoroughly revised the manuscript and implemented all recommended improvements:</w:t>
         <w:br/>
         <w:br/>
-        <w:t>1. Exact van Herk Formulation: Corrected the definition of sigma_motion to the sample standard deviation (RMS displacement around time-averaged position) across the 10 sampled phases: sigma_{motion,k} = sqrt((1/N) sum (r_k(t) - r_bar_k)^2), resolving the discrepancy with Table 1 (Mz = 8.37 mm ~ 8.4 mm) and emphasizing its role as a theoretical benchmark.</w:t>
+        <w:t>1. Exact van Herk Formulation: We updated the definition of sigma_motion to the sample standard deviation (RMS displacement relative to the trajectory mean) across the 10 sampled phases: sigma_{motion,k} = sqrt((1/N) sum (r_k(t) - r_bar_k)^2). This resolves the mathematical description in Methods and matches Table 1 (Mz = 8.37 mm ~ 8.4 mm), while clarifying its role as an analytical theoretical benchmark.</w:t>
         <w:br/>
-        <w:t>2. Explicit Anisotropic Mid-pos Formula: Clearly differentiated the practical clinical Mid-pos ellipsoid expansion (R_k = R_tumor + A_k/2 + M_setup) which yields the 19.3 cc volume (-6.3% vs. baseline) from the van Herk benchmark (29.4 cc).</w:t>
+        <w:t>2. Explicit Anisotropic Mid-pos Formula: We explicitly detailed the practical clinical Mid-pos ellipsoid expansion (R_k = R_tumor + A_k/2 + M_setup) which yields the 19.3 cc volume (-6.3% vs. baseline), distinguishing it from the 29.4 cc van Herk expansion.</w:t>
         <w:br/>
-        <w:t>3. Target Volume Terminology: Explicitly defined IGTV vs. ITV according to AAPM TG-324 Report 91.b and ICRU Report 62.</w:t>
+        <w:t>3. Target Volume Terminology: We clarified the distinction between IGTV and ITV in accordance with ICRU Report 62 and AAPM TG-324 Report 91.b.</w:t>
         <w:br/>
-        <w:t>4. Nuanced Clinical Framing: Reframed TG-324 4-5 mm as a commonly utilized clinical baseline rather than mandatory prescription, and described volume reduction as a geometric surrogate for normal tissue sparing.</w:t>
+        <w:t>4. Balanced Clinical Framing: We framed TG-324 4-5 mm margins as a commonly utilized clinical baseline rather than a rigid prescription, and identified target volume reduction as a geometric surrogate for normal tissue sparing.</w:t>
         <w:br/>
-        <w:t>5. Word Formatting &amp; Navigation: Applied genuine Word Heading Styles (Heading 1, Heading 2), added cantSplit to all table rows, tblHeader to repeat headers, clean page breaks for Table 3 and 4, and resolved label crowding in Figure 4.</w:t>
+        <w:t>5. Word Formatting &amp; Layout: We implemented Word Heading Styles (Heading 1, Heading 2), applied cantSplit and tblHeader to all tables, inserted clean page breaks before Tables 3 and 4, and adjusted label offsets in Figure 4 to eliminate overlap.</w:t>
         <w:br/>
-        <w:t>6. Official Reference Metadata: Fully updated Wolthaus (2008) and Rietzel (2005) with complete official titles and authors from PubMed.</w:t>
+        <w:t>6. Official Reference Metadata: We updated all citations, including Wolthaus (2008) and Rietzel (2005), with full PubMed metadata.</w:t>
         <w:br/>
         <w:br/>
         <w:t>Sincerely,</w:t>
